--- a/spa/docx/023.content.docx
+++ b/spa/docx/023.content.docx
@@ -224,18 +224,12 @@
         </w:rPr>
         <w:t xml:space="preserve"> como otro nombre para la ciudad de </w:t>
       </w:r>
-      <w:hyperlink r:id="rId13">
-        <w:r>
-          <w:rPr>
-            <w:lang w:val="es_ES" w:bidi="es_ES"/>
-          </w:rPr>
-          <w:rPr>
-            <w:color w:val="0000EE"/>
-            <w:u w:val="single"/>
-          </w:rPr>
-          <w:t>Jerusalén</w:t>
-        </w:r>
-      </w:hyperlink>
+      <w:r>
+        <w:rPr>
+          <w:lang w:val="es_ES" w:bidi="es_ES"/>
+        </w:rPr>
+        <w:t>Jerusalén</w:t>
+      </w:r>
       <w:r>
         <w:rPr>
           <w:lang w:val="es_ES" w:bidi="es_ES"/>
@@ -244,7 +238,6 @@
       </w:r>
       <w:r>
         <w:rPr>
-          <w:b/>
           <w:lang w:val="es_ES" w:bidi="es_ES"/>
         </w:rPr>
         <w:t>rey David</w:t>
@@ -255,36 +248,24 @@
         </w:rPr>
         <w:t xml:space="preserve"> conquistara la ciudad. Cuando el rey David conquistó la ciudad, las personas la llamaban "la ciudad de David", o "Sión". Más tarde, las personas usaban Sión como un nombre para toda la ciudad de Jerusalén. Muchos escritores en la Biblia usan el nombre Sión especialmente cuando están hablando de Jerusalén como un lugar </w:t>
       </w:r>
-      <w:hyperlink r:id="rId14">
-        <w:r>
-          <w:rPr>
-            <w:lang w:val="es_ES" w:bidi="es_ES"/>
-          </w:rPr>
-          <w:rPr>
-            <w:color w:val="0000EE"/>
-            <w:u w:val="single"/>
-          </w:rPr>
-          <w:t>santo</w:t>
-        </w:r>
-      </w:hyperlink>
+      <w:r>
+        <w:rPr>
+          <w:lang w:val="es_ES" w:bidi="es_ES"/>
+        </w:rPr>
+        <w:t>santo</w:t>
+      </w:r>
       <w:r>
         <w:rPr>
           <w:lang w:val="es_ES" w:bidi="es_ES"/>
         </w:rPr>
         <w:t xml:space="preserve"> donde </w:t>
       </w:r>
-      <w:hyperlink r:id="rId15">
-        <w:r>
-          <w:rPr>
-            <w:lang w:val="es_ES" w:bidi="es_ES"/>
-          </w:rPr>
-          <w:rPr>
-            <w:color w:val="0000EE"/>
-            <w:u w:val="single"/>
-          </w:rPr>
-          <w:t>Dios</w:t>
-        </w:r>
-      </w:hyperlink>
+      <w:r>
+        <w:rPr>
+          <w:lang w:val="es_ES" w:bidi="es_ES"/>
+        </w:rPr>
+        <w:t>Dios</w:t>
+      </w:r>
       <w:r>
         <w:rPr>
           <w:lang w:val="es_ES" w:bidi="es_ES"/>
